--- a/REI-Combinatoria/09a - Fase 4_GuiaDidàctica_Docent_Més enllà de cadenats (pendent).docx
+++ b/REI-Combinatoria/09a - Fase 4_GuiaDidàctica_Docent_Més enllà de cadenats (pendent).docx
@@ -743,7 +743,23 @@
                 <w:rFonts w:ascii="Avenir" w:eastAsia="Avenir" w:hAnsi="Avenir" w:cs="Avenir"/>
                 <w:color w:val="000000"/>
               </w:rPr>
-              <w:t xml:space="preserve"> (r,n)?</w:t>
+              <w:t xml:space="preserve"> (</w:t>
+            </w:r>
+            <w:proofErr w:type="spellStart"/>
+            <w:r>
+              <w:rPr>
+                <w:rFonts w:ascii="Avenir" w:eastAsia="Avenir" w:hAnsi="Avenir" w:cs="Avenir"/>
+                <w:color w:val="000000"/>
+              </w:rPr>
+              <w:t>r,n</w:t>
+            </w:r>
+            <w:proofErr w:type="spellEnd"/>
+            <w:r>
+              <w:rPr>
+                <w:rFonts w:ascii="Avenir" w:eastAsia="Avenir" w:hAnsi="Avenir" w:cs="Avenir"/>
+                <w:color w:val="000000"/>
+              </w:rPr>
+              <w:t>)?</w:t>
             </w:r>
           </w:p>
           <w:p>
@@ -786,6 +802,7 @@
             <w:r>
               <w:rPr>
                 <w:rFonts w:ascii="Avenir" w:eastAsia="Avenir" w:hAnsi="Avenir" w:cs="Avenir"/>
+                <w:noProof/>
                 <w:color w:val="000000"/>
               </w:rPr>
               <w:drawing>
@@ -914,14 +931,7 @@
                 <w:color w:val="000000"/>
               </w:rPr>
               <w:lastRenderedPageBreak/>
-              <w:t>A partir d’aquest plantejament, els alumnes podrien recuperar les seves pròpies estratègies de resolució o bé aprofitar l’esquema de combinatòria, amb tècniques de càlcul més econòmiques</w:t>
-            </w:r>
-            <w:r>
-              <w:rPr>
-                <w:rFonts w:ascii="Avenir" w:eastAsia="Avenir" w:hAnsi="Avenir" w:cs="Avenir"/>
-                <w:color w:val="000000"/>
-              </w:rPr>
-              <w:t xml:space="preserve"> per trobar el nombre de codis per a cada problema.</w:t>
+              <w:t>A partir d’aquest plantejament, els alumnes podrien recuperar les seves pròpies estratègies de resolució o bé aprofitar l’esquema de combinatòria, amb tècniques de càlcul més econòmiques per trobar el nombre de codis per a cada problema.</w:t>
             </w:r>
           </w:p>
           <w:p>
@@ -1460,6 +1470,9 @@
       </w:rPr>
     </w:pPr>
     <w:r>
+      <w:rPr>
+        <w:noProof/>
+      </w:rPr>
       <w:drawing>
         <wp:anchor distT="0" distB="0" distL="114300" distR="114300" simplePos="0" relativeHeight="251660288" behindDoc="0" locked="0" layoutInCell="1" hidden="0" allowOverlap="1" wp14:anchorId="46BFC388" wp14:editId="46BFC389">
           <wp:simplePos x="0" y="0"/>
@@ -1613,156 +1626,13 @@
       <w:t>- Situació Cadenats</w:t>
     </w:r>
     <w:r>
-      <mc:AlternateContent>
-        <mc:Choice Requires="wps">
-          <w:drawing>
-            <wp:anchor distT="114300" distB="114300" distL="114300" distR="114300" simplePos="0" relativeHeight="251658240" behindDoc="0" locked="0" layoutInCell="1" hidden="0" allowOverlap="1" wp14:anchorId="46BFC384" wp14:editId="2EE444D3">
-              <wp:simplePos x="0" y="0"/>
-              <wp:positionH relativeFrom="column">
-                <wp:posOffset>1819275</wp:posOffset>
-              </wp:positionH>
-              <wp:positionV relativeFrom="paragraph">
-                <wp:posOffset>-309244</wp:posOffset>
-              </wp:positionV>
-              <wp:extent cx="1986807" cy="1036003"/>
-              <wp:effectExtent l="0" t="0" r="13970" b="12065"/>
-              <wp:wrapNone/>
-              <wp:docPr id="2" name="Rectangle 2"/>
-              <wp:cNvGraphicFramePr/>
-              <a:graphic xmlns:a="http://schemas.openxmlformats.org/drawingml/2006/main">
-                <a:graphicData uri="http://schemas.microsoft.com/office/word/2010/wordprocessingShape">
-                  <wps:wsp>
-                    <wps:cNvSpPr/>
-                    <wps:spPr>
-                      <a:xfrm>
-                        <a:off x="1471775" y="1022100"/>
-                        <a:ext cx="5950800" cy="3092700"/>
-                      </a:xfrm>
-                      <a:prstGeom prst="rect">
-                        <a:avLst/>
-                      </a:prstGeom>
-                      <a:solidFill>
-                        <a:srgbClr val="EEF4CC"/>
-                      </a:solidFill>
-                      <a:ln w="9525" cap="flat" cmpd="sng">
-                        <a:solidFill>
-                          <a:srgbClr val="FFC000"/>
-                        </a:solidFill>
-                        <a:prstDash val="solid"/>
-                        <a:round/>
-                        <a:headEnd type="none" w="sm" len="sm"/>
-                        <a:tailEnd type="none" w="sm" len="sm"/>
-                      </a:ln>
-                    </wps:spPr>
-                    <wps:txbx>
-                      <w:txbxContent>
-                        <w:p>
-                          <w:pPr>
-                            <w:spacing w:line="240" w:lineRule="auto"/>
-                            <w:jc w:val="center"/>
-                            <w:textDirection w:val="btLr"/>
-                            <w:rPr>
-                              <w:color w:val="FFC000"/>
-                              <w:sz w:val="10"/>
-                              <w:szCs w:val="10"/>
-                            </w:rPr>
-                          </w:pPr>
-                          <w:r>
-                            <w:rPr>
-                              <w:rFonts w:ascii="Arial" w:eastAsia="Arial" w:hAnsi="Arial" w:cs="Arial"/>
-                              <w:color w:val="FFC000"/>
-                              <w:sz w:val="48"/>
-                              <w:szCs w:val="10"/>
-                            </w:rPr>
-                            <w:t>Pendent</w:t>
-                          </w:r>
-                          <w:r>
-                            <w:rPr>
-                              <w:rFonts w:ascii="Arial" w:eastAsia="Arial" w:hAnsi="Arial" w:cs="Arial"/>
-                              <w:color w:val="FFC000"/>
-                              <w:sz w:val="48"/>
-                              <w:szCs w:val="10"/>
-                            </w:rPr>
-                            <w:t xml:space="preserve"> de revisió</w:t>
-                          </w:r>
-                          <w:r>
-                            <w:rPr>
-                              <w:rFonts w:ascii="Arial" w:eastAsia="Arial" w:hAnsi="Arial" w:cs="Arial"/>
-                              <w:color w:val="FFC000"/>
-                              <w:sz w:val="48"/>
-                              <w:szCs w:val="10"/>
-                            </w:rPr>
-                            <w:t xml:space="preserve"> </w:t>
-                          </w:r>
-                        </w:p>
-                      </w:txbxContent>
-                    </wps:txbx>
-                    <wps:bodyPr spcFirstLastPara="1" wrap="square" lIns="91425" tIns="91425" rIns="91425" bIns="91425" anchor="ctr" anchorCtr="0">
-                      <a:noAutofit/>
-                    </wps:bodyPr>
-                  </wps:wsp>
-                </a:graphicData>
-              </a:graphic>
-            </wp:anchor>
-          </w:drawing>
-        </mc:Choice>
-        <mc:Fallback>
-          <w:pict>
-            <v:rect w14:anchorId="46BFC384" id="Rectangle 2" o:spid="_x0000_s1026" style="position:absolute;left:0;text-align:left;margin-left:143.25pt;margin-top:-24.35pt;width:156.45pt;height:81.6pt;z-index:251658240;visibility:visible;mso-wrap-style:square;mso-wrap-distance-left:9pt;mso-wrap-distance-top:9pt;mso-wrap-distance-right:9pt;mso-wrap-distance-bottom:9pt;mso-position-horizontal:absolute;mso-position-horizontal-relative:text;mso-position-vertical:absolute;mso-position-vertical-relative:text;v-text-anchor:middle" o:gfxdata="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" fillcolor="#eef4cc" strokecolor="#ffc000">
-              <v:stroke startarrowwidth="narrow" startarrowlength="short" endarrowwidth="narrow" endarrowlength="short" joinstyle="round"/>
-              <v:textbox inset="2.53958mm,2.53958mm,2.53958mm,2.53958mm">
-                <w:txbxContent>
-                  <w:p>
-                    <w:pPr>
-                      <w:spacing w:line="240" w:lineRule="auto"/>
-                      <w:jc w:val="center"/>
-                      <w:textDirection w:val="btLr"/>
-                      <w:rPr>
-                        <w:color w:val="FFC000"/>
-                        <w:sz w:val="10"/>
-                        <w:szCs w:val="10"/>
-                      </w:rPr>
-                    </w:pPr>
-                    <w:r>
-                      <w:rPr>
-                        <w:rFonts w:ascii="Arial" w:eastAsia="Arial" w:hAnsi="Arial" w:cs="Arial"/>
-                        <w:color w:val="FFC000"/>
-                        <w:sz w:val="48"/>
-                        <w:szCs w:val="10"/>
-                      </w:rPr>
-                      <w:t>Pendent</w:t>
-                    </w:r>
-                    <w:r>
-                      <w:rPr>
-                        <w:rFonts w:ascii="Arial" w:eastAsia="Arial" w:hAnsi="Arial" w:cs="Arial"/>
-                        <w:color w:val="FFC000"/>
-                        <w:sz w:val="48"/>
-                        <w:szCs w:val="10"/>
-                      </w:rPr>
-                      <w:t xml:space="preserve"> de revisió</w:t>
-                    </w:r>
-                    <w:r>
-                      <w:rPr>
-                        <w:rFonts w:ascii="Arial" w:eastAsia="Arial" w:hAnsi="Arial" w:cs="Arial"/>
-                        <w:color w:val="FFC000"/>
-                        <w:sz w:val="48"/>
-                        <w:szCs w:val="10"/>
-                      </w:rPr>
-                      <w:t xml:space="preserve"> </w:t>
-                    </w:r>
-                  </w:p>
-                </w:txbxContent>
-              </v:textbox>
-            </v:rect>
-          </w:pict>
-        </mc:Fallback>
-      </mc:AlternateContent>
-    </w:r>
-    <w:r>
+      <w:rPr>
+        <w:noProof/>
+      </w:rPr>
       <mc:AlternateContent>
         <mc:Choice Requires="wpg">
           <w:drawing>
-            <wp:anchor distT="0" distB="0" distL="114300" distR="114300" simplePos="0" relativeHeight="251659264" behindDoc="0" locked="0" layoutInCell="1" hidden="0" allowOverlap="1" wp14:anchorId="46BFC386" wp14:editId="067ACC03">
+            <wp:anchor distT="0" distB="0" distL="114300" distR="114300" simplePos="0" relativeHeight="251659264" behindDoc="0" locked="0" layoutInCell="1" hidden="0" allowOverlap="1" wp14:anchorId="46BFC386" wp14:editId="086E9052">
               <wp:simplePos x="0" y="0"/>
               <wp:positionH relativeFrom="column">
                 <wp:posOffset>1</wp:posOffset>
@@ -1957,9 +1827,9 @@
         </mc:Choice>
         <mc:Fallback>
           <w:pict>
-            <v:group w14:anchorId="46BFC386" id="Group 1" o:spid="_x0000_s1027" style="position:absolute;left:0;text-align:left;margin-left:0;margin-top:-15pt;width:135.35pt;height:52.45pt;z-index:251659264" coordorigin="44865,34469" coordsize="17189,6661" o:gfxdata="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">
-              <v:group id="Group 1003943791" o:spid="_x0000_s1028" style="position:absolute;left:44865;top:34469;width:17189;height:6661" coordorigin="44865,34469" coordsize="17189,8054" o:gfxdata="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">
-                <v:rect id="Rectangle 408696324" o:spid="_x0000_s1029" style="position:absolute;left:44865;top:34469;width:17189;height:8054;visibility:visible;mso-wrap-style:square;v-text-anchor:middle" o:gfxdata="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" filled="f" stroked="f">
+            <v:group w14:anchorId="46BFC386" id="Group 1" o:spid="_x0000_s1026" style="position:absolute;left:0;text-align:left;margin-left:0;margin-top:-15pt;width:135.35pt;height:52.45pt;z-index:251659264" coordorigin="44865,34469" coordsize="17189,6661" o:gfxdata="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">
+              <v:group id="Group 1003943791" o:spid="_x0000_s1027" style="position:absolute;left:44865;top:34469;width:17189;height:6661" coordorigin="44865,34469" coordsize="17189,8054" o:gfxdata="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">
+                <v:rect id="Rectangle 408696324" o:spid="_x0000_s1028" style="position:absolute;left:44865;top:34469;width:17189;height:8054;visibility:visible;mso-wrap-style:square;v-text-anchor:middle" o:gfxdata="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" filled="f" stroked="f">
                   <v:textbox inset="2.53958mm,2.53958mm,2.53958mm,2.53958mm">
                     <w:txbxContent>
                       <w:p>
@@ -1971,8 +1841,8 @@
                     </w:txbxContent>
                   </v:textbox>
                 </v:rect>
-                <v:group id="Group 1153771584" o:spid="_x0000_s1030" style="position:absolute;left:44865;top:34469;width:17189;height:8054" coordsize="20116,8943" o:gfxdata="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">
-                  <v:rect id="Rectangle 2099050378" o:spid="_x0000_s1031" style="position:absolute;width:20116;height:7396;visibility:visible;mso-wrap-style:square;v-text-anchor:middle" o:gfxdata="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" filled="f" stroked="f">
+                <v:group id="Group 1153771584" o:spid="_x0000_s1029" style="position:absolute;left:44865;top:34469;width:17189;height:8054" coordsize="20116,8943" o:gfxdata="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">
+                  <v:rect id="Rectangle 2099050378" o:spid="_x0000_s1030" style="position:absolute;width:20116;height:7396;visibility:visible;mso-wrap-style:square;v-text-anchor:middle" o:gfxdata="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" filled="f" stroked="f">
                     <v:textbox inset="2.53958mm,2.53958mm,2.53958mm,2.53958mm">
                       <w:txbxContent>
                         <w:p>
@@ -2003,13 +1873,13 @@
                     <v:path o:extrusionok="f" gradientshapeok="t" o:connecttype="rect"/>
                     <o:lock v:ext="edit" aspectratio="t"/>
                   </v:shapetype>
-                  <v:shape id="Shape 6" o:spid="_x0000_s1032" type="#_x0000_t75" alt="A pink hexagon with black background&#10;&#10;Description automatically generated" style="position:absolute;left:15544;width:4572;height:5060;visibility:visible;mso-wrap-style:square" o:preferrelative="f" o:gfxdata="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">
+                  <v:shape id="Shape 6" o:spid="_x0000_s1031" type="#_x0000_t75" alt="A pink hexagon with black background&#10;&#10;Description automatically generated" style="position:absolute;left:15544;width:4572;height:5060;visibility:visible;mso-wrap-style:square" o:preferrelative="f" o:gfxdata="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">
                     <v:imagedata r:id="rId4" o:title="A pink hexagon with black background&#10;&#10;Description automatically generated"/>
                   </v:shape>
-                  <v:shape id="Shape 7" o:spid="_x0000_s1033" type="#_x0000_t75" alt="A red circle with black background&#10;&#10;Description automatically generated" style="position:absolute;width:6578;height:6578;visibility:visible;mso-wrap-style:square" o:preferrelative="f" o:gfxdata="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">
+                  <v:shape id="Shape 7" o:spid="_x0000_s1032" type="#_x0000_t75" alt="A red circle with black background&#10;&#10;Description automatically generated" style="position:absolute;width:6578;height:6578;visibility:visible;mso-wrap-style:square" o:preferrelative="f" o:gfxdata="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">
                     <v:imagedata r:id="rId5" o:title="A red circle with black background&#10;&#10;Description automatically generated"/>
                   </v:shape>
-                  <v:shape id="Shape 8" o:spid="_x0000_s1034" type="#_x0000_t75" alt="A purple square with white dots&#10;&#10;Description automatically generated" style="position:absolute;left:6725;top:3662;width:7570;height:3734;rotation:-9978854fd;flip:x;visibility:visible;mso-wrap-style:square" o:preferrelative="f" o:gfxdata="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">
+                  <v:shape id="Shape 8" o:spid="_x0000_s1033" type="#_x0000_t75" alt="A purple square with white dots&#10;&#10;Description automatically generated" style="position:absolute;left:6725;top:3662;width:7570;height:3734;rotation:-9978854fd;flip:x;visibility:visible;mso-wrap-style:square" o:preferrelative="f" o:gfxdata="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">
                     <v:imagedata r:id="rId6" o:title="A purple square with white dots&#10;&#10;Description automatically generated"/>
                   </v:shape>
                 </v:group>
